--- a/forms/nyusha/amuse_part_hashima/00_入社書類一括.docx
+++ b/forms/nyusha/amuse_part_hashima/00_入社書類一括.docx
@@ -821,544 +821,6 @@
       <w:r>
         <w:rPr>
           <w:rFonts w:hint="eastAsia"/>
-        </w:rPr>
-        <w:t>以上</w:t>
-      </w:r>
-    </w:p>
-    <w:p>
-      <w:r>
-        <w:br w:type="page"/>
-      </w:r>
-    </w:p>
-    <w:p>
-      <w:pPr>
-        <w:pStyle w:val="Normal"/>
-        <w:jc w:val="center"/>
-        <w:rPr>
-          <w:rFonts w:hint="eastAsia"/>
-          <w:b/>
-          <w:sz w:val="36"/>
-          <w:szCs w:val="36"/>
-        </w:rPr>
-      </w:pPr>
-      <w:r>
-        <w:rPr>
-          <w:rFonts w:hint="eastAsia"/>
-          <w:b/>
-          <w:sz w:val="36"/>
-          <w:szCs w:val="36"/>
-        </w:rPr>
-        <w:t>制　服　借　用　書（入社時）</w:t>
-      </w:r>
-    </w:p>
-    <w:p>
-      <w:pPr>
-        <w:pStyle w:val="Normal"/>
-        <w:ind w:right="960"/>
-        <w:rPr>
-          <w:rFonts w:hint="eastAsia"/>
-          <w:b/>
-          <w:sz w:val="24"/>
-          <w:szCs w:val="36"/>
-        </w:rPr>
-      </w:pPr>
-      <w:r>
-        <w:rPr>
-          <w:rFonts w:hint="eastAsia"/>
-          <w:b/>
-          <w:sz w:val="24"/>
-          <w:szCs w:val="36"/>
-        </w:rPr>
-      </w:r>
-    </w:p>
-    <w:p>
-      <w:pPr>
-        <w:pStyle w:val="Normal"/>
-        <w:jc w:val="right"/>
-        <w:rPr>
-          <w:rFonts w:hint="eastAsia"/>
-          <w:sz w:val="24"/>
-        </w:rPr>
-      </w:pPr>
-      <w:r>
-        <w:rPr>
-          <w:rFonts w:hint="eastAsia"/>
-          <w:sz w:val="24"/>
-        </w:rPr>
-        <w:t>令和　　年　　月　　日</w:t>
-      </w:r>
-    </w:p>
-    <w:p>
-      <w:pPr>
-        <w:pStyle w:val="Normal"/>
-        <w:jc w:val="right"/>
-        <w:rPr>
-          <w:rFonts w:hint="eastAsia"/>
-          <w:sz w:val="24"/>
-        </w:rPr>
-      </w:pPr>
-      <w:r>
-        <w:rPr>
-          <w:rFonts w:hint="eastAsia"/>
-          <w:sz w:val="24"/>
-        </w:rPr>
-      </w:r>
-    </w:p>
-    <w:p>
-      <w:pPr>
-        <w:pStyle w:val="Normal"/>
-        <w:rPr>
-          <w:rFonts w:eastAsia="ＭＳ 明朝" w:hint="eastAsia"/>
-          <w:sz w:val="24"/>
-        </w:rPr>
-      </w:pPr>
-      <w:r>
-        <w:rPr>
-          <w:rFonts w:hint="eastAsia"/>
-          <w:sz w:val="24"/>
-        </w:rPr>
-        <w:t>株式会社</w:t>
-      </w:r>
-      <w:r>
-        <w:rPr>
-          <w:rFonts w:hint="eastAsia"/>
-          <w:sz w:val="24"/>
-        </w:rPr>
-        <w:t>AMUSE</w:t>
-      </w:r>
-      <w:r>
-        <w:rPr>
-          <w:rFonts w:hint="eastAsia"/>
-          <w:sz w:val="24"/>
-        </w:rPr>
-        <w:t>　</w:t>
-      </w:r>
-      <w:r>
-        <w:rPr>
-          <w:rFonts w:hint="eastAsia"/>
-          <w:sz w:val="24"/>
-        </w:rPr>
-        <w:t>JAPAN</w:t>
-      </w:r>
-    </w:p>
-    <w:p>
-      <w:pPr>
-        <w:pStyle w:val="Normal"/>
-        <w:rPr>
-          <w:rFonts w:eastAsia="ＭＳ 明朝" w:hint="eastAsia"/>
-          <w:sz w:val="24"/>
-          <w:lang w:eastAsia="zh-TW"/>
-        </w:rPr>
-      </w:pPr>
-      <w:r>
-        <w:rPr>
-          <w:rFonts w:eastAsia="ＭＳ 明朝" w:hint="eastAsia"/>
-          <w:sz w:val="24"/>
-          <w:lang w:eastAsia="zh-TW"/>
-        </w:rPr>
-      </w:r>
-    </w:p>
-    <w:p>
-      <w:pPr>
-        <w:pStyle w:val="Normal"/>
-        <w:ind w:right="960"/>
-        <w:rPr>
-          <w:rFonts w:hint="eastAsia"/>
-          <w:sz w:val="24"/>
-          <w:lang w:eastAsia="zh-TW"/>
-        </w:rPr>
-      </w:pPr>
-      <w:r>
-        <w:rPr>
-          <w:rFonts w:hint="eastAsia"/>
-          <w:sz w:val="24"/>
-          <w:lang w:eastAsia="zh-TW"/>
-        </w:rPr>
-      </w:r>
-    </w:p>
-    <w:p>
-      <w:pPr>
-        <w:pStyle w:val="Normal"/>
-        <w:jc w:val="right"/>
-        <w:rPr>
-          <w:rFonts w:hint="eastAsia"/>
-          <w:sz w:val="24"/>
-        </w:rPr>
-      </w:pPr>
-      <w:r>
-        <w:rPr>
-          <w:rFonts w:hint="eastAsia"/>
-          <w:sz w:val="24"/>
-        </w:rPr>
-        <w:t>店舗　　　　　　　　　　　</w:t>
-      </w:r>
-    </w:p>
-    <w:p>
-      <w:pPr>
-        <w:pStyle w:val="Normal"/>
-        <w:jc w:val="right"/>
-        <w:rPr>
-          <w:rFonts w:hint="eastAsia"/>
-          <w:sz w:val="24"/>
-        </w:rPr>
-      </w:pPr>
-      <w:r>
-        <w:rPr>
-          <w:rFonts w:hint="eastAsia"/>
-          <w:sz w:val="24"/>
-        </w:rPr>
-        <w:t>氏名　　　　　　　　　　　</w:t>
-      </w:r>
-    </w:p>
-    <w:p>
-      <w:pPr>
-        <w:pStyle w:val="Normal"/>
-        <w:rPr>
-          <w:rFonts w:hint="eastAsia"/>
-          <w:sz w:val="24"/>
-        </w:rPr>
-      </w:pPr>
-      <w:r>
-        <w:rPr>
-          <w:rFonts w:hint="eastAsia"/>
-          <w:sz w:val="24"/>
-        </w:rPr>
-      </w:r>
-    </w:p>
-    <w:p>
-      <w:pPr>
-        <w:pStyle w:val="Normal"/>
-        <w:rPr>
-          <w:rFonts w:hint="eastAsia"/>
-          <w:sz w:val="24"/>
-        </w:rPr>
-      </w:pPr>
-      <w:r>
-        <w:rPr>
-          <w:rFonts w:hint="eastAsia"/>
-          <w:sz w:val="24"/>
-        </w:rPr>
-        <w:t>　この度私は、下記の制服を借用するにあたり、制服貸与規定を遵守し、これに違反した場合は、規定の定めによって、如何なる処分を受けても異議を申したてません。</w:t>
-      </w:r>
-    </w:p>
-    <w:p>
-      <w:pPr>
-        <w:pStyle w:val="Normal"/>
-        <w:jc w:val="center"/>
-        <w:rPr>
-          <w:rFonts w:hint="eastAsia"/>
-          <w:sz w:val="24"/>
-        </w:rPr>
-      </w:pPr>
-      <w:r>
-        <w:rPr>
-          <w:rFonts w:hint="eastAsia"/>
-          <w:sz w:val="24"/>
-        </w:rPr>
-        <w:t>記</w:t>
-      </w:r>
-    </w:p>
-    <w:p>
-      <w:pPr>
-        <w:pStyle w:val="Normal"/>
-        <w:rPr>
-          <w:rFonts w:hint="eastAsia"/>
-          <w:sz w:val="22"/>
-          <w:szCs w:val="22"/>
-        </w:rPr>
-      </w:pPr>
-      <w:r>
-        <w:rPr>
-          <w:rFonts w:hint="eastAsia"/>
-          <w:sz w:val="22"/>
-          <w:szCs w:val="22"/>
-        </w:rPr>
-      </w:r>
-    </w:p>
-    <w:p>
-      <w:pPr>
-        <w:pStyle w:val="Normal"/>
-        <w:rPr>
-          <w:rFonts w:hint="eastAsia"/>
-          <w:sz w:val="22"/>
-          <w:szCs w:val="22"/>
-        </w:rPr>
-      </w:pPr>
-      <w:r>
-        <w:rPr>
-          <w:rFonts w:hint="eastAsia"/>
-          <w:sz w:val="22"/>
-          <w:szCs w:val="22"/>
-        </w:rPr>
-      </w:r>
-    </w:p>
-    <w:p>
-      <w:pPr>
-        <w:pStyle w:val="Normal"/>
-        <w:rPr>
-          <w:rFonts w:hint="eastAsia"/>
-          <w:sz w:val="24"/>
-        </w:rPr>
-      </w:pPr>
-      <w:r>
-        <w:rPr>
-          <w:rFonts w:hint="eastAsia"/>
-          <w:sz w:val="24"/>
-        </w:rPr>
-        <w:t>１．シャツ（冬用・２枚）　　　　　　　　　　　　サイズ（男性）　　　　枚</w:t>
-      </w:r>
-    </w:p>
-    <w:p>
-      <w:pPr>
-        <w:pStyle w:val="Normal"/>
-        <w:rPr>
-          <w:rFonts w:hint="eastAsia"/>
-          <w:sz w:val="24"/>
-        </w:rPr>
-      </w:pPr>
-      <w:r>
-        <w:rPr>
-          <w:rFonts w:hint="eastAsia"/>
-          <w:sz w:val="24"/>
-        </w:rPr>
-      </w:r>
-    </w:p>
-    <w:p>
-      <w:pPr>
-        <w:pStyle w:val="Normal"/>
-        <w:rPr>
-          <w:rFonts w:hint="eastAsia"/>
-          <w:sz w:val="24"/>
-        </w:rPr>
-      </w:pPr>
-      <w:r>
-        <w:rPr>
-          <w:rFonts w:hint="eastAsia"/>
-          <w:sz w:val="24"/>
-        </w:rPr>
-        <w:t>２．ブラウス（冬用・２枚）　　　　　　　　　　　号（女性）　　　　　　枚</w:t>
-      </w:r>
-    </w:p>
-    <w:p>
-      <w:pPr>
-        <w:pStyle w:val="Normal"/>
-        <w:rPr>
-          <w:rFonts w:hint="eastAsia"/>
-          <w:sz w:val="24"/>
-        </w:rPr>
-      </w:pPr>
-      <w:r>
-        <w:rPr>
-          <w:rFonts w:hint="eastAsia"/>
-          <w:sz w:val="24"/>
-        </w:rPr>
-      </w:r>
-    </w:p>
-    <w:p>
-      <w:pPr>
-        <w:pStyle w:val="Normal"/>
-        <w:rPr>
-          <w:rFonts w:hint="eastAsia"/>
-          <w:sz w:val="24"/>
-        </w:rPr>
-      </w:pPr>
-      <w:r>
-        <w:rPr>
-          <w:rFonts w:hint="eastAsia"/>
-          <w:sz w:val="24"/>
-        </w:rPr>
-        <w:t>３．ベスト（冬用・１枚）　　　　　　　　　　　　サイズ（男性）　　　　枚</w:t>
-      </w:r>
-    </w:p>
-    <w:p>
-      <w:pPr>
-        <w:pStyle w:val="Normal"/>
-        <w:rPr>
-          <w:rFonts w:hint="eastAsia"/>
-          <w:sz w:val="24"/>
-        </w:rPr>
-      </w:pPr>
-      <w:r>
-        <w:rPr>
-          <w:rFonts w:hint="eastAsia"/>
-          <w:sz w:val="24"/>
-        </w:rPr>
-      </w:r>
-    </w:p>
-    <w:p>
-      <w:pPr>
-        <w:pStyle w:val="Normal"/>
-        <w:rPr>
-          <w:rFonts w:hint="eastAsia"/>
-          <w:sz w:val="24"/>
-        </w:rPr>
-      </w:pPr>
-      <w:r>
-        <w:rPr>
-          <w:rFonts w:hint="eastAsia"/>
-          <w:sz w:val="24"/>
-        </w:rPr>
-        <w:t>　　　　　　　　　　　　　　　　　　　　　　　 号（女性）　　　　　　枚</w:t>
-      </w:r>
-    </w:p>
-    <w:p>
-      <w:pPr>
-        <w:pStyle w:val="Normal"/>
-        <w:rPr>
-          <w:rFonts w:hint="eastAsia"/>
-          <w:sz w:val="24"/>
-        </w:rPr>
-      </w:pPr>
-      <w:r>
-        <w:rPr>
-          <w:rFonts w:hint="eastAsia"/>
-          <w:sz w:val="24"/>
-        </w:rPr>
-        <w:t>　</w:t>
-      </w:r>
-    </w:p>
-    <w:p>
-      <w:pPr>
-        <w:pStyle w:val="Normal"/>
-        <w:rPr>
-          <w:rFonts w:hint="eastAsia"/>
-          <w:sz w:val="24"/>
-        </w:rPr>
-      </w:pPr>
-      <w:r>
-        <w:rPr>
-          <w:rFonts w:hint="eastAsia"/>
-          <w:sz w:val="24"/>
-        </w:rPr>
-        <w:t>４．キュロット（女性・ｵｰﾙｼｰｽﾞﾝ・１枚）　　　　　 サイズ　　　　　　　　枚</w:t>
-      </w:r>
-    </w:p>
-    <w:p>
-      <w:pPr>
-        <w:pStyle w:val="Normal"/>
-        <w:rPr>
-          <w:rFonts w:hint="eastAsia"/>
-          <w:sz w:val="24"/>
-        </w:rPr>
-      </w:pPr>
-      <w:r>
-        <w:rPr>
-          <w:rFonts w:hint="eastAsia"/>
-          <w:sz w:val="24"/>
-        </w:rPr>
-      </w:r>
-    </w:p>
-    <w:p>
-      <w:pPr>
-        <w:pStyle w:val="Normal"/>
-        <w:rPr>
-          <w:rFonts w:hint="eastAsia"/>
-          <w:sz w:val="24"/>
-        </w:rPr>
-      </w:pPr>
-      <w:r>
-        <w:rPr>
-          <w:rFonts w:hint="eastAsia"/>
-          <w:sz w:val="24"/>
-        </w:rPr>
-        <w:t>５．スカーフ（女性・ｵｰﾙｼｰｽﾞﾝ・２枚）　　　　　　　　　　　　　　　　　枚</w:t>
-      </w:r>
-    </w:p>
-    <w:p>
-      <w:pPr>
-        <w:pStyle w:val="Normal"/>
-        <w:rPr>
-          <w:rFonts w:hint="eastAsia"/>
-          <w:sz w:val="24"/>
-        </w:rPr>
-      </w:pPr>
-      <w:r>
-        <w:rPr>
-          <w:rFonts w:hint="eastAsia"/>
-          <w:sz w:val="24"/>
-        </w:rPr>
-        <w:t>　</w:t>
-      </w:r>
-    </w:p>
-    <w:p>
-      <w:pPr>
-        <w:pStyle w:val="Normal"/>
-        <w:rPr>
-          <w:rFonts w:hint="eastAsia"/>
-          <w:sz w:val="24"/>
-        </w:rPr>
-      </w:pPr>
-      <w:r>
-        <w:rPr>
-          <w:rFonts w:hint="eastAsia"/>
-          <w:sz w:val="24"/>
-        </w:rPr>
-        <w:t>６．ネクタイ（男性・夏のみ・１本）　　　　　　　　　　　　　　　　　　本</w:t>
-      </w:r>
-    </w:p>
-    <w:p>
-      <w:pPr>
-        <w:pStyle w:val="Normal"/>
-        <w:rPr>
-          <w:rFonts w:hint="eastAsia"/>
-          <w:sz w:val="24"/>
-        </w:rPr>
-      </w:pPr>
-      <w:r>
-        <w:rPr>
-          <w:rFonts w:hint="eastAsia"/>
-          <w:sz w:val="24"/>
-        </w:rPr>
-      </w:r>
-    </w:p>
-    <w:p>
-      <w:pPr>
-        <w:pStyle w:val="Normal"/>
-        <w:rPr>
-          <w:rFonts w:hint="eastAsia"/>
-          <w:sz w:val="24"/>
-        </w:rPr>
-      </w:pPr>
-      <w:r>
-        <w:rPr>
-          <w:rFonts w:hint="eastAsia"/>
-          <w:sz w:val="24"/>
-        </w:rPr>
-        <w:t>７．半袖シャツ（男女・夏用・２枚）　　　　　　　 サイズ　　　　　　　　枚</w:t>
-      </w:r>
-    </w:p>
-    <w:p>
-      <w:pPr>
-        <w:pStyle w:val="Normal"/>
-        <w:rPr>
-          <w:rFonts w:hint="eastAsia"/>
-          <w:sz w:val="22"/>
-          <w:szCs w:val="22"/>
-        </w:rPr>
-      </w:pPr>
-      <w:r>
-        <w:rPr>
-          <w:rFonts w:hint="eastAsia"/>
-          <w:sz w:val="22"/>
-          <w:szCs w:val="22"/>
-        </w:rPr>
-      </w:r>
-    </w:p>
-    <w:p>
-      <w:pPr>
-        <w:pStyle w:val="Normal"/>
-        <w:spacing w:lineRule="auto" w:line="720"/>
-        <w:ind w:firstLineChars="3300" w:leftChars="0" w:left="0" w:rightChars="0" w:right="0"/>
-        <w:jc w:val="left"/>
-        <w:rPr>
-          <w:rFonts w:hint="eastAsia"/>
-          <w:sz w:val="24"/>
-        </w:rPr>
-      </w:pPr>
-      <w:r>
-        <w:rPr>
-          <w:rFonts w:hint="eastAsia"/>
-          <w:sz w:val="24"/>
         </w:rPr>
         <w:t>以上</w:t>
       </w:r>

--- a/forms/nyusha/amuse_part_hashima/00_入社書類一括.docx
+++ b/forms/nyusha/amuse_part_hashima/00_入社書類一括.docx
@@ -821,6 +821,544 @@
       <w:r>
         <w:rPr>
           <w:rFonts w:hint="eastAsia"/>
+        </w:rPr>
+        <w:t>以上</w:t>
+      </w:r>
+    </w:p>
+    <w:p>
+      <w:r>
+        <w:br w:type="page"/>
+      </w:r>
+    </w:p>
+    <w:p>
+      <w:pPr>
+        <w:pStyle w:val="Normal"/>
+        <w:jc w:val="center"/>
+        <w:rPr>
+          <w:rFonts w:hint="eastAsia"/>
+          <w:b/>
+          <w:sz w:val="36"/>
+          <w:szCs w:val="36"/>
+        </w:rPr>
+      </w:pPr>
+      <w:r>
+        <w:rPr>
+          <w:rFonts w:hint="eastAsia"/>
+          <w:b/>
+          <w:sz w:val="36"/>
+          <w:szCs w:val="36"/>
+        </w:rPr>
+        <w:t>制　服　借　用　書（入社時）</w:t>
+      </w:r>
+    </w:p>
+    <w:p>
+      <w:pPr>
+        <w:pStyle w:val="Normal"/>
+        <w:ind w:right="960"/>
+        <w:rPr>
+          <w:rFonts w:hint="eastAsia"/>
+          <w:b/>
+          <w:sz w:val="24"/>
+          <w:szCs w:val="36"/>
+        </w:rPr>
+      </w:pPr>
+      <w:r>
+        <w:rPr>
+          <w:rFonts w:hint="eastAsia"/>
+          <w:b/>
+          <w:sz w:val="24"/>
+          <w:szCs w:val="36"/>
+        </w:rPr>
+      </w:r>
+    </w:p>
+    <w:p>
+      <w:pPr>
+        <w:pStyle w:val="Normal"/>
+        <w:jc w:val="right"/>
+        <w:rPr>
+          <w:rFonts w:hint="eastAsia"/>
+          <w:sz w:val="24"/>
+        </w:rPr>
+      </w:pPr>
+      <w:r>
+        <w:rPr>
+          <w:rFonts w:hint="eastAsia"/>
+          <w:sz w:val="24"/>
+        </w:rPr>
+        <w:t>令和　　年　　月　　日</w:t>
+      </w:r>
+    </w:p>
+    <w:p>
+      <w:pPr>
+        <w:pStyle w:val="Normal"/>
+        <w:jc w:val="right"/>
+        <w:rPr>
+          <w:rFonts w:hint="eastAsia"/>
+          <w:sz w:val="24"/>
+        </w:rPr>
+      </w:pPr>
+      <w:r>
+        <w:rPr>
+          <w:rFonts w:hint="eastAsia"/>
+          <w:sz w:val="24"/>
+        </w:rPr>
+      </w:r>
+    </w:p>
+    <w:p>
+      <w:pPr>
+        <w:pStyle w:val="Normal"/>
+        <w:rPr>
+          <w:rFonts w:eastAsia="ＭＳ 明朝" w:hint="eastAsia"/>
+          <w:sz w:val="24"/>
+        </w:rPr>
+      </w:pPr>
+      <w:r>
+        <w:rPr>
+          <w:rFonts w:hint="eastAsia"/>
+          <w:sz w:val="24"/>
+        </w:rPr>
+        <w:t>株式会社</w:t>
+      </w:r>
+      <w:r>
+        <w:rPr>
+          <w:rFonts w:hint="eastAsia"/>
+          <w:sz w:val="24"/>
+        </w:rPr>
+        <w:t>AMUSE</w:t>
+      </w:r>
+      <w:r>
+        <w:rPr>
+          <w:rFonts w:hint="eastAsia"/>
+          <w:sz w:val="24"/>
+        </w:rPr>
+        <w:t>　</w:t>
+      </w:r>
+      <w:r>
+        <w:rPr>
+          <w:rFonts w:hint="eastAsia"/>
+          <w:sz w:val="24"/>
+        </w:rPr>
+        <w:t>JAPAN</w:t>
+      </w:r>
+    </w:p>
+    <w:p>
+      <w:pPr>
+        <w:pStyle w:val="Normal"/>
+        <w:rPr>
+          <w:rFonts w:eastAsia="ＭＳ 明朝" w:hint="eastAsia"/>
+          <w:sz w:val="24"/>
+          <w:lang w:eastAsia="zh-TW"/>
+        </w:rPr>
+      </w:pPr>
+      <w:r>
+        <w:rPr>
+          <w:rFonts w:eastAsia="ＭＳ 明朝" w:hint="eastAsia"/>
+          <w:sz w:val="24"/>
+          <w:lang w:eastAsia="zh-TW"/>
+        </w:rPr>
+      </w:r>
+    </w:p>
+    <w:p>
+      <w:pPr>
+        <w:pStyle w:val="Normal"/>
+        <w:ind w:right="960"/>
+        <w:rPr>
+          <w:rFonts w:hint="eastAsia"/>
+          <w:sz w:val="24"/>
+          <w:lang w:eastAsia="zh-TW"/>
+        </w:rPr>
+      </w:pPr>
+      <w:r>
+        <w:rPr>
+          <w:rFonts w:hint="eastAsia"/>
+          <w:sz w:val="24"/>
+          <w:lang w:eastAsia="zh-TW"/>
+        </w:rPr>
+      </w:r>
+    </w:p>
+    <w:p>
+      <w:pPr>
+        <w:pStyle w:val="Normal"/>
+        <w:jc w:val="right"/>
+        <w:rPr>
+          <w:rFonts w:hint="eastAsia"/>
+          <w:sz w:val="24"/>
+        </w:rPr>
+      </w:pPr>
+      <w:r>
+        <w:rPr>
+          <w:rFonts w:hint="eastAsia"/>
+          <w:sz w:val="24"/>
+        </w:rPr>
+        <w:t>店舗　　　　　　　　　　　</w:t>
+      </w:r>
+    </w:p>
+    <w:p>
+      <w:pPr>
+        <w:pStyle w:val="Normal"/>
+        <w:jc w:val="right"/>
+        <w:rPr>
+          <w:rFonts w:hint="eastAsia"/>
+          <w:sz w:val="24"/>
+        </w:rPr>
+      </w:pPr>
+      <w:r>
+        <w:rPr>
+          <w:rFonts w:hint="eastAsia"/>
+          <w:sz w:val="24"/>
+        </w:rPr>
+        <w:t>氏名　　　　　　　　　　　</w:t>
+      </w:r>
+    </w:p>
+    <w:p>
+      <w:pPr>
+        <w:pStyle w:val="Normal"/>
+        <w:rPr>
+          <w:rFonts w:hint="eastAsia"/>
+          <w:sz w:val="24"/>
+        </w:rPr>
+      </w:pPr>
+      <w:r>
+        <w:rPr>
+          <w:rFonts w:hint="eastAsia"/>
+          <w:sz w:val="24"/>
+        </w:rPr>
+      </w:r>
+    </w:p>
+    <w:p>
+      <w:pPr>
+        <w:pStyle w:val="Normal"/>
+        <w:rPr>
+          <w:rFonts w:hint="eastAsia"/>
+          <w:sz w:val="24"/>
+        </w:rPr>
+      </w:pPr>
+      <w:r>
+        <w:rPr>
+          <w:rFonts w:hint="eastAsia"/>
+          <w:sz w:val="24"/>
+        </w:rPr>
+        <w:t>　この度私は、下記の制服を借用するにあたり、制服貸与規定を遵守し、これに違反した場合は、規定の定めによって、如何なる処分を受けても異議を申したてません。</w:t>
+      </w:r>
+    </w:p>
+    <w:p>
+      <w:pPr>
+        <w:pStyle w:val="Normal"/>
+        <w:jc w:val="center"/>
+        <w:rPr>
+          <w:rFonts w:hint="eastAsia"/>
+          <w:sz w:val="24"/>
+        </w:rPr>
+      </w:pPr>
+      <w:r>
+        <w:rPr>
+          <w:rFonts w:hint="eastAsia"/>
+          <w:sz w:val="24"/>
+        </w:rPr>
+        <w:t>記</w:t>
+      </w:r>
+    </w:p>
+    <w:p>
+      <w:pPr>
+        <w:pStyle w:val="Normal"/>
+        <w:rPr>
+          <w:rFonts w:hint="eastAsia"/>
+          <w:sz w:val="22"/>
+          <w:szCs w:val="22"/>
+        </w:rPr>
+      </w:pPr>
+      <w:r>
+        <w:rPr>
+          <w:rFonts w:hint="eastAsia"/>
+          <w:sz w:val="22"/>
+          <w:szCs w:val="22"/>
+        </w:rPr>
+      </w:r>
+    </w:p>
+    <w:p>
+      <w:pPr>
+        <w:pStyle w:val="Normal"/>
+        <w:rPr>
+          <w:rFonts w:hint="eastAsia"/>
+          <w:sz w:val="22"/>
+          <w:szCs w:val="22"/>
+        </w:rPr>
+      </w:pPr>
+      <w:r>
+        <w:rPr>
+          <w:rFonts w:hint="eastAsia"/>
+          <w:sz w:val="22"/>
+          <w:szCs w:val="22"/>
+        </w:rPr>
+      </w:r>
+    </w:p>
+    <w:p>
+      <w:pPr>
+        <w:pStyle w:val="Normal"/>
+        <w:rPr>
+          <w:rFonts w:hint="eastAsia"/>
+          <w:sz w:val="24"/>
+        </w:rPr>
+      </w:pPr>
+      <w:r>
+        <w:rPr>
+          <w:rFonts w:hint="eastAsia"/>
+          <w:sz w:val="24"/>
+        </w:rPr>
+        <w:t>１．シャツ（冬用・２枚）　　　　　　　　　　　　サイズ（男性）　　　　枚</w:t>
+      </w:r>
+    </w:p>
+    <w:p>
+      <w:pPr>
+        <w:pStyle w:val="Normal"/>
+        <w:rPr>
+          <w:rFonts w:hint="eastAsia"/>
+          <w:sz w:val="24"/>
+        </w:rPr>
+      </w:pPr>
+      <w:r>
+        <w:rPr>
+          <w:rFonts w:hint="eastAsia"/>
+          <w:sz w:val="24"/>
+        </w:rPr>
+      </w:r>
+    </w:p>
+    <w:p>
+      <w:pPr>
+        <w:pStyle w:val="Normal"/>
+        <w:rPr>
+          <w:rFonts w:hint="eastAsia"/>
+          <w:sz w:val="24"/>
+        </w:rPr>
+      </w:pPr>
+      <w:r>
+        <w:rPr>
+          <w:rFonts w:hint="eastAsia"/>
+          <w:sz w:val="24"/>
+        </w:rPr>
+        <w:t>２．ブラウス（冬用・２枚）　　　　　　　　　　　号（女性）　　　　　　枚</w:t>
+      </w:r>
+    </w:p>
+    <w:p>
+      <w:pPr>
+        <w:pStyle w:val="Normal"/>
+        <w:rPr>
+          <w:rFonts w:hint="eastAsia"/>
+          <w:sz w:val="24"/>
+        </w:rPr>
+      </w:pPr>
+      <w:r>
+        <w:rPr>
+          <w:rFonts w:hint="eastAsia"/>
+          <w:sz w:val="24"/>
+        </w:rPr>
+      </w:r>
+    </w:p>
+    <w:p>
+      <w:pPr>
+        <w:pStyle w:val="Normal"/>
+        <w:rPr>
+          <w:rFonts w:hint="eastAsia"/>
+          <w:sz w:val="24"/>
+        </w:rPr>
+      </w:pPr>
+      <w:r>
+        <w:rPr>
+          <w:rFonts w:hint="eastAsia"/>
+          <w:sz w:val="24"/>
+        </w:rPr>
+        <w:t>３．ベスト（冬用・１枚）　　　　　　　　　　　　サイズ（男性）　　　　枚</w:t>
+      </w:r>
+    </w:p>
+    <w:p>
+      <w:pPr>
+        <w:pStyle w:val="Normal"/>
+        <w:rPr>
+          <w:rFonts w:hint="eastAsia"/>
+          <w:sz w:val="24"/>
+        </w:rPr>
+      </w:pPr>
+      <w:r>
+        <w:rPr>
+          <w:rFonts w:hint="eastAsia"/>
+          <w:sz w:val="24"/>
+        </w:rPr>
+      </w:r>
+    </w:p>
+    <w:p>
+      <w:pPr>
+        <w:pStyle w:val="Normal"/>
+        <w:rPr>
+          <w:rFonts w:hint="eastAsia"/>
+          <w:sz w:val="24"/>
+        </w:rPr>
+      </w:pPr>
+      <w:r>
+        <w:rPr>
+          <w:rFonts w:hint="eastAsia"/>
+          <w:sz w:val="24"/>
+        </w:rPr>
+        <w:t>　　　　　　　　　　　　　　　　　　　　　　　 号（女性）　　　　　　枚</w:t>
+      </w:r>
+    </w:p>
+    <w:p>
+      <w:pPr>
+        <w:pStyle w:val="Normal"/>
+        <w:rPr>
+          <w:rFonts w:hint="eastAsia"/>
+          <w:sz w:val="24"/>
+        </w:rPr>
+      </w:pPr>
+      <w:r>
+        <w:rPr>
+          <w:rFonts w:hint="eastAsia"/>
+          <w:sz w:val="24"/>
+        </w:rPr>
+        <w:t>　</w:t>
+      </w:r>
+    </w:p>
+    <w:p>
+      <w:pPr>
+        <w:pStyle w:val="Normal"/>
+        <w:rPr>
+          <w:rFonts w:hint="eastAsia"/>
+          <w:sz w:val="24"/>
+        </w:rPr>
+      </w:pPr>
+      <w:r>
+        <w:rPr>
+          <w:rFonts w:hint="eastAsia"/>
+          <w:sz w:val="24"/>
+        </w:rPr>
+        <w:t>４．キュロット（女性・ｵｰﾙｼｰｽﾞﾝ・１枚）　　　　　 サイズ　　　　　　　　枚</w:t>
+      </w:r>
+    </w:p>
+    <w:p>
+      <w:pPr>
+        <w:pStyle w:val="Normal"/>
+        <w:rPr>
+          <w:rFonts w:hint="eastAsia"/>
+          <w:sz w:val="24"/>
+        </w:rPr>
+      </w:pPr>
+      <w:r>
+        <w:rPr>
+          <w:rFonts w:hint="eastAsia"/>
+          <w:sz w:val="24"/>
+        </w:rPr>
+      </w:r>
+    </w:p>
+    <w:p>
+      <w:pPr>
+        <w:pStyle w:val="Normal"/>
+        <w:rPr>
+          <w:rFonts w:hint="eastAsia"/>
+          <w:sz w:val="24"/>
+        </w:rPr>
+      </w:pPr>
+      <w:r>
+        <w:rPr>
+          <w:rFonts w:hint="eastAsia"/>
+          <w:sz w:val="24"/>
+        </w:rPr>
+        <w:t>５．スカーフ（女性・ｵｰﾙｼｰｽﾞﾝ・２枚）　　　　　　　　　　　　　　　　　枚</w:t>
+      </w:r>
+    </w:p>
+    <w:p>
+      <w:pPr>
+        <w:pStyle w:val="Normal"/>
+        <w:rPr>
+          <w:rFonts w:hint="eastAsia"/>
+          <w:sz w:val="24"/>
+        </w:rPr>
+      </w:pPr>
+      <w:r>
+        <w:rPr>
+          <w:rFonts w:hint="eastAsia"/>
+          <w:sz w:val="24"/>
+        </w:rPr>
+        <w:t>　</w:t>
+      </w:r>
+    </w:p>
+    <w:p>
+      <w:pPr>
+        <w:pStyle w:val="Normal"/>
+        <w:rPr>
+          <w:rFonts w:hint="eastAsia"/>
+          <w:sz w:val="24"/>
+        </w:rPr>
+      </w:pPr>
+      <w:r>
+        <w:rPr>
+          <w:rFonts w:hint="eastAsia"/>
+          <w:sz w:val="24"/>
+        </w:rPr>
+        <w:t>６．ネクタイ（男性・夏のみ・１本）　　　　　　　　　　　　　　　　　　本</w:t>
+      </w:r>
+    </w:p>
+    <w:p>
+      <w:pPr>
+        <w:pStyle w:val="Normal"/>
+        <w:rPr>
+          <w:rFonts w:hint="eastAsia"/>
+          <w:sz w:val="24"/>
+        </w:rPr>
+      </w:pPr>
+      <w:r>
+        <w:rPr>
+          <w:rFonts w:hint="eastAsia"/>
+          <w:sz w:val="24"/>
+        </w:rPr>
+      </w:r>
+    </w:p>
+    <w:p>
+      <w:pPr>
+        <w:pStyle w:val="Normal"/>
+        <w:rPr>
+          <w:rFonts w:hint="eastAsia"/>
+          <w:sz w:val="24"/>
+        </w:rPr>
+      </w:pPr>
+      <w:r>
+        <w:rPr>
+          <w:rFonts w:hint="eastAsia"/>
+          <w:sz w:val="24"/>
+        </w:rPr>
+        <w:t>７．半袖シャツ（男女・夏用・２枚）　　　　　　　 サイズ　　　　　　　　枚</w:t>
+      </w:r>
+    </w:p>
+    <w:p>
+      <w:pPr>
+        <w:pStyle w:val="Normal"/>
+        <w:rPr>
+          <w:rFonts w:hint="eastAsia"/>
+          <w:sz w:val="22"/>
+          <w:szCs w:val="22"/>
+        </w:rPr>
+      </w:pPr>
+      <w:r>
+        <w:rPr>
+          <w:rFonts w:hint="eastAsia"/>
+          <w:sz w:val="22"/>
+          <w:szCs w:val="22"/>
+        </w:rPr>
+      </w:r>
+    </w:p>
+    <w:p>
+      <w:pPr>
+        <w:pStyle w:val="Normal"/>
+        <w:spacing w:lineRule="auto" w:line="720"/>
+        <w:ind w:firstLineChars="3300" w:leftChars="0" w:left="0" w:rightChars="0" w:right="0"/>
+        <w:jc w:val="left"/>
+        <w:rPr>
+          <w:rFonts w:hint="eastAsia"/>
+          <w:sz w:val="24"/>
+        </w:rPr>
+      </w:pPr>
+      <w:r>
+        <w:rPr>
+          <w:rFonts w:hint="eastAsia"/>
+          <w:sz w:val="24"/>
         </w:rPr>
         <w:t>以上</w:t>
       </w:r>
